--- a/docs/perturbations/J2/ADR.docx
+++ b/docs/perturbations/J2/ADR.docx
@@ -54,87 +54,18 @@
           <w:iCs/>
           <w:sz w:val="20"/>
           <w:szCs w:val="20"/>
+          <w:lang w:val="pt-BR"/>
         </w:rPr>
       </w:pPr>
-      <w:proofErr w:type="gramStart"/>
       <w:r>
         <w:rPr>
           <w:i/>
           <w:iCs/>
           <w:sz w:val="20"/>
           <w:szCs w:val="20"/>
+          <w:lang w:val="pt-BR"/>
         </w:rPr>
-        <w:t>llama</w:t>
-      </w:r>
-      <w:proofErr w:type="gramEnd"/>
-      <w:r>
-        <w:rPr>
-          <w:i/>
-          <w:iCs/>
-          <w:sz w:val="20"/>
-          <w:szCs w:val="20"/>
-        </w:rPr>
-        <w:t>3.</w:t>
-      </w:r>
-      <w:proofErr w:type="gramStart"/>
-      <w:r>
-        <w:rPr>
-          <w:i/>
-          <w:iCs/>
-          <w:sz w:val="20"/>
-          <w:szCs w:val="20"/>
-        </w:rPr>
-        <w:t>1:</w:t>
-      </w:r>
-      <w:proofErr w:type="gramEnd"/>
-      <w:r>
-        <w:rPr>
-          <w:i/>
-          <w:iCs/>
-          <w:sz w:val="20"/>
-          <w:szCs w:val="20"/>
-        </w:rPr>
-        <w:t>8b → llama3.</w:t>
-      </w:r>
-      <w:proofErr w:type="gramStart"/>
-      <w:r>
-        <w:rPr>
-          <w:i/>
-          <w:iCs/>
-          <w:sz w:val="20"/>
-          <w:szCs w:val="20"/>
-        </w:rPr>
-        <w:t>2:</w:t>
-      </w:r>
-      <w:proofErr w:type="gramEnd"/>
-      <w:r>
-        <w:rPr>
-          <w:i/>
-          <w:iCs/>
-          <w:sz w:val="20"/>
-          <w:szCs w:val="20"/>
-        </w:rPr>
-        <w:t>3b · </w:t>
-      </w:r>
-      <w:proofErr w:type="spellStart"/>
-      <w:r>
-        <w:rPr>
-          <w:i/>
-          <w:iCs/>
-          <w:sz w:val="20"/>
-          <w:szCs w:val="20"/>
-        </w:rPr>
-        <w:t>EduTutor</w:t>
-      </w:r>
-      <w:proofErr w:type="spellEnd"/>
-      <w:r>
-        <w:rPr>
-          <w:i/>
-          <w:iCs/>
-          <w:sz w:val="20"/>
-          <w:szCs w:val="20"/>
-        </w:rPr>
-        <w:t> IA · Perturbation J2 · 30/06/2026</w:t>
+        <w:t>llama3.1:8b → llama3.2:3b · EduTutor IA · Perturbation J2 · 30/06/2026</w:t>
       </w:r>
     </w:p>
     <w:p>
@@ -200,6 +131,61 @@
       <w:proofErr w:type="spellEnd"/>
       <w:r>
         <w:t>, MGSM, etc.). Ce benchmark sert à évaluer la qualité des alternatives, pas la latence locale. </w:t>
+      </w:r>
+    </w:p>
+    <w:p>
+      <w:r>
+        <w:rPr>
+          <w:noProof/>
+        </w:rPr>
+        <w:drawing>
+          <wp:inline distT="0" distB="0" distL="0" distR="0" wp14:anchorId="4B52D835" wp14:editId="1FE6CA81">
+            <wp:extent cx="5755640" cy="5037455"/>
+            <wp:effectExtent l="0" t="0" r="0" b="0"/>
+            <wp:docPr id="430931149" name="Image 4"/>
+            <wp:cNvGraphicFramePr>
+              <a:graphicFrameLocks xmlns:a="http://schemas.openxmlformats.org/drawingml/2006/main" noChangeAspect="1"/>
+            </wp:cNvGraphicFramePr>
+            <a:graphic xmlns:a="http://schemas.openxmlformats.org/drawingml/2006/main">
+              <a:graphicData uri="http://schemas.openxmlformats.org/drawingml/2006/picture">
+                <pic:pic xmlns:pic="http://schemas.openxmlformats.org/drawingml/2006/picture">
+                  <pic:nvPicPr>
+                    <pic:cNvPr id="0" name="Picture 1"/>
+                    <pic:cNvPicPr>
+                      <a:picLocks noChangeAspect="1" noChangeArrowheads="1"/>
+                    </pic:cNvPicPr>
+                  </pic:nvPicPr>
+                  <pic:blipFill>
+                    <a:blip r:embed="rId6">
+                      <a:extLst>
+                        <a:ext uri="{28A0092B-C50C-407E-A947-70E740481C1C}">
+                          <a14:useLocalDpi xmlns:a14="http://schemas.microsoft.com/office/drawing/2010/main" val="0"/>
+                        </a:ext>
+                      </a:extLst>
+                    </a:blip>
+                    <a:srcRect/>
+                    <a:stretch>
+                      <a:fillRect/>
+                    </a:stretch>
+                  </pic:blipFill>
+                  <pic:spPr bwMode="auto">
+                    <a:xfrm>
+                      <a:off x="0" y="0"/>
+                      <a:ext cx="5755640" cy="5037455"/>
+                    </a:xfrm>
+                    <a:prstGeom prst="rect">
+                      <a:avLst/>
+                    </a:prstGeom>
+                    <a:noFill/>
+                    <a:ln>
+                      <a:noFill/>
+                    </a:ln>
+                  </pic:spPr>
+                </pic:pic>
+              </a:graphicData>
+            </a:graphic>
+          </wp:inline>
+        </w:drawing>
       </w:r>
     </w:p>
     <w:p>
@@ -365,6 +351,7 @@
               <w:rPr>
                 <w:lang w:val="en-US"/>
               </w:rPr>
+              <w:lastRenderedPageBreak/>
               <w:t>Llama 3.2 1B</w:t>
             </w:r>
             <w:r>
@@ -980,7 +967,6 @@
           </w:tcPr>
           <w:p>
             <w:r>
-              <w:lastRenderedPageBreak/>
               <w:t>Latence attendue fortement réduite </w:t>
             </w:r>
           </w:p>
@@ -1093,9 +1079,9 @@
     </w:tbl>
     <w:p/>
     <w:sectPr>
-      <w:footerReference w:type="even" r:id="rId6"/>
-      <w:footerReference w:type="default" r:id="rId7"/>
-      <w:footerReference w:type="first" r:id="rId8"/>
+      <w:footerReference w:type="even" r:id="rId7"/>
+      <w:footerReference w:type="default" r:id="rId8"/>
+      <w:footerReference w:type="first" r:id="rId9"/>
       <w:pgSz w:w="11906" w:h="16838"/>
       <w:pgMar w:top="1417" w:right="1417" w:bottom="1417" w:left="1417" w:header="708" w:footer="708" w:gutter="0"/>
       <w:cols w:space="708"/>
@@ -2149,7 +2135,6 @@
   <w:style w:type="character" w:default="1" w:styleId="Policepardfaut">
     <w:name w:val="Default Paragraph Font"/>
     <w:uiPriority w:val="1"/>
-    <w:semiHidden/>
     <w:unhideWhenUsed/>
   </w:style>
   <w:style w:type="table" w:default="1" w:styleId="TableauNormal">
@@ -2503,6 +2488,29 @@
         <w:insideV w:val="single" w:sz="4" w:space="0" w:color="auto"/>
       </w:tblBorders>
     </w:tblPr>
+  </w:style>
+  <w:style w:type="character" w:styleId="Lienhypertexte">
+    <w:name w:val="Hyperlink"/>
+    <w:basedOn w:val="Policepardfaut"/>
+    <w:uiPriority w:val="99"/>
+    <w:unhideWhenUsed/>
+    <w:rsid w:val="00F01522"/>
+    <w:rPr>
+      <w:color w:val="467886" w:themeColor="hyperlink"/>
+      <w:u w:val="single"/>
+    </w:rPr>
+  </w:style>
+  <w:style w:type="character" w:styleId="Mentionnonrsolue">
+    <w:name w:val="Unresolved Mention"/>
+    <w:basedOn w:val="Policepardfaut"/>
+    <w:uiPriority w:val="99"/>
+    <w:semiHidden/>
+    <w:unhideWhenUsed/>
+    <w:rsid w:val="00F01522"/>
+    <w:rPr>
+      <w:color w:val="605E5C"/>
+      <w:shd w:val="clear" w:color="auto" w:fill="E1DFDD"/>
+    </w:rPr>
   </w:style>
 </w:styles>
 </file>
